--- a/docs/weekly-reports/ServiceFlow_Week5_3_WorkingBoundedAgentWorkflow.docx
+++ b/docs/weekly-reports/ServiceFlow_Week5_3_WorkingBoundedAgentWorkflow.docx
@@ -84,7 +84,7 @@
         <w:spacing w:after="120"/>
       </w:pPr>
       <w:r>
-        <w:t xml:space="preserve">The Plan/Decide step's classification action uses a small deterministic keyword classifier instead of calling the real Gemini-backed classifier from Week 2. Week 2 already tested that classifier on its own 10 cases, and Week 3 already tested retrieval on its own 15 cases — this week is about the loop and its bounds, not about re-proving either of those. The keyword classifier lets every trace in this submission run fully offline and be reproduced exactly by anyone who runs agent.py. Swapping in the real classifier is a one-line change (see classify() in agent.py) and does not affect the loop, the state machine, or any stop condition.</w:t>
+        <w:t>The Plan/Decide step's classification action uses a small deterministic keyword classifier instead of calling the real Gemini-backed classifier from Week 2. Week 2 defined that classifier's prompt and 10 evaluation cases (live model results were not recorded at the time; see Week 8), and Week 3 already tested retrieval on its own 15 cases — this week is about the loop and its bounds, not about re-proving either of those. The keyword classifier lets every trace in this submission run fully offline and be reproduced exactly by anyone who runs agent.py. Swapping in the real classifier is a one-line change (see classify() in agent.py) and does not affect the loop, the state machine, or any stop condition.</w:t>
       </w:r>
     </w:p>
     <w:p>
